--- a/docs/showcase/thesis.docx
+++ b/docs/showcase/thesis.docx
@@ -1461,7 +1461,7 @@
       <w:r>
         <w:t xml:space="preserve">Table 1 on page </w:t>
       </w:r>
-      <w:fldSimple w:instr="PAGEREF tab-corpus \h">
+      <w:fldSimple w:instr="PAGEREF tab_corpus \h">
         <w:r>
           <w:t xml:space="preserve">7</w:t>
         </w:r>
@@ -2035,7 +2035,7 @@
         <w:pStyle w:val="Caption"/>
         <w:jc w:val="center"/>
       </w:pPr>
-      <w:bookmarkStart w:name="tab-corpus" w:id="1"/>
+      <w:bookmarkStart w:name="tab_corpus" w:id="1"/>
       <w:r>
         <w:t xml:space="preserve">Table </w:t>
       </w:r>
@@ -2129,7 +2129,7 @@
       <w:r>
         <w:t xml:space="preserve">Figure 1 on page </w:t>
       </w:r>
-      <w:fldSimple w:instr="PAGEREF fig-agreement \h">
+      <w:fldSimple w:instr="PAGEREF fig_agreement \h">
         <w:r>
           <w:t xml:space="preserve">8</w:t>
         </w:r>
@@ -2190,11 +2190,11 @@
         <w:pStyle w:val="Caption"/>
         <w:jc w:val="center"/>
       </w:pPr>
-      <w:bookmarkStart w:name="fig-agreement" w:id="1"/>
+      <w:bookmarkStart w:name="fig_agreement" w:id="2"/>
       <w:r>
         <w:t xml:space="preserve">Figure </w:t>
       </w:r>
-      <w:bookmarkEnd w:id="1"/>
+      <w:bookmarkEnd w:id="2"/>
       <w:fldSimple w:instr="SEQ Figure \* ARABIC">
         <w:r>
           <w:t xml:space="preserve">1</w:t>
@@ -2902,7 +2902,7 @@
       <w:r>
         <w:t xml:space="preserve">Page breaking in a browser-based editor can be formulated as a cost minimisation over measured line boxes and solved incrementally, and doing so brings its pagination within a few percent of the desktop reference implementations while removing every widow and orphan. The remaining disagreement is largely disagreement between the references themselves. Future work should extend the model to footnotes that span pages and to floats that pagination may move, and should validate the running times across engines. The model as defined in </w:t>
       </w:r>
-      <w:fldSimple w:instr="REF cost-model \h">
+      <w:fldSimple w:instr="REF cost_model \h">
         <w:r>
           <w:t xml:space="preserve">A Cost Model for Page Breaks</w:t>
         </w:r>
@@ -2910,7 +2910,7 @@
       <w:r>
         <w:t xml:space="preserve">, page </w:t>
       </w:r>
-      <w:fldSimple w:instr="PAGEREF cost-model \h">
+      <w:fldSimple w:instr="PAGEREF cost_model \h">
         <w:r>
           <w:t xml:space="preserve">6</w:t>
         </w:r>
@@ -3579,7 +3579,7 @@
       <w:jc w:val="both"/>
     </w:pPr>
     <w:rPr>
-      <w:rFonts w:ascii="Times New Roman" w:cs="Times New Roman" w:eastAsia="Times New Roman" w:hAnsi="Times New Roman"/>
+      <w:rFonts w:ascii="Times New Roman" w:cs="Times New Roman" w:hAnsi="Times New Roman"/>
       <w:kern w:val="1"/>
       <w:sz w:val="24"/>
       <w:szCs w:val="24"/>
@@ -3594,7 +3594,7 @@
       <w:spacing w:after="120" w:before="240"/>
     </w:pPr>
     <w:rPr>
-      <w:rFonts w:ascii="Arial" w:cs="Arial" w:eastAsia="Arial" w:hAnsi="Arial"/>
+      <w:rFonts w:ascii="Arial" w:cs="Arial" w:hAnsi="Arial"/>
       <w:b/>
       <w:bCs/>
       <w:kern w:val="1"/>
@@ -3755,7 +3755,7 @@
     <w:unhideWhenUsed/>
     <w:qFormat/>
     <w:rPr>
-      <w:rFonts w:ascii="Courier New" w:cs="Courier New" w:eastAsia="Courier New" w:hAnsi="Courier New"/>
+      <w:rFonts w:ascii="Courier New" w:cs="Courier New" w:hAnsi="Courier New"/>
       <w:kern w:val="1"/>
     </w:rPr>
   </w:style>
